--- a/doc_templates/laptop_handover.docx
+++ b/doc_templates/laptop_handover.docx
@@ -293,30 +293,6 @@
             </w:r>
             <w:r>
               <w:rPr>
-                <w:rFonts w:ascii="Calibri" w:hAnsi="Calibri" w:cs="Calibri"/>
-                <w:sz w:val="18"/>
-                <w:szCs w:val="18"/>
-                <w:lang w:bidi="ar-EG"/>
-              </w:rPr>
-            </w:r>
-            <w:r>
-              <w:rPr>
-                <w:rFonts w:ascii="Calibri" w:hAnsi="Calibri" w:cs="Calibri"/>
-                <w:sz w:val="18"/>
-                <w:szCs w:val="18"/>
-                <w:lang w:bidi="ar-EG"/>
-              </w:rPr>
-            </w:r>
-            <w:r>
-              <w:rPr>
-                <w:rFonts w:ascii="Calibri" w:hAnsi="Calibri" w:cs="Calibri"/>
-                <w:sz w:val="18"/>
-                <w:szCs w:val="18"/>
-                <w:lang w:bidi="ar-EG"/>
-              </w:rPr>
-            </w:r>
-            <w:r>
-              <w:rPr>
                 <w:rFonts w:ascii="Calibri" w:hAnsi="Calibri" w:cs="Calibri" w:hint="cs"/>
                 <w:sz w:val="18"/>
                 <w:szCs w:val="18"/>
@@ -417,24 +393,38 @@
                 <w:rtl/>
                 <w:lang w:bidi="ar-EG"/>
               </w:rPr>
-              <w:t xml:space="preserve"> انه فى يوم/ </w:t>
-            </w:r>
+              <w:t xml:space="preserve"> انه </w:t>
+            </w:r>
+            <w:proofErr w:type="spellStart"/>
             <w:r>
               <w:rPr>
                 <w:rFonts w:ascii="Calibri" w:hAnsi="Calibri" w:cs="Calibri" w:hint="cs"/>
                 <w:sz w:val="18"/>
                 <w:szCs w:val="18"/>
+                <w:rtl/>
+                <w:lang w:bidi="ar-EG"/>
+              </w:rPr>
+              <w:t>فى</w:t>
+            </w:r>
+            <w:proofErr w:type="spellEnd"/>
+            <w:r>
+              <w:rPr>
+                <w:rFonts w:ascii="Calibri" w:hAnsi="Calibri" w:cs="Calibri" w:hint="cs"/>
+                <w:sz w:val="18"/>
+                <w:szCs w:val="18"/>
+                <w:rtl/>
+                <w:lang w:bidi="ar-EG"/>
+              </w:rPr>
+              <w:t xml:space="preserve"> يوم/ </w:t>
+            </w:r>
+            <w:r>
+              <w:rPr>
+                <w:rFonts w:ascii="Calibri" w:hAnsi="Calibri" w:cs="Calibri" w:hint="cs"/>
+                <w:sz w:val="18"/>
+                <w:szCs w:val="18"/>
                 <w:lang w:bidi="ar-EG"/>
               </w:rPr>
               <w:t>FILL_DAY</w:t>
-            </w:r>
-            <w:r>
-              <w:rPr>
-                <w:rFonts w:ascii="Calibri" w:hAnsi="Calibri" w:cs="Calibri"/>
-                <w:sz w:val="18"/>
-                <w:szCs w:val="18"/>
-                <w:lang w:bidi="ar-EG"/>
-              </w:rPr>
             </w:r>
             <w:r>
               <w:t xml:space="preserve"> </w:t>
@@ -467,8 +457,8 @@
           <w:insideH w:val="none" w:sz="0" w:space="0" w:color="auto"/>
           <w:insideV w:val="none" w:sz="0" w:space="0" w:color="auto"/>
         </w:tblBorders>
+        <w:tblLayout w:type="fixed"/>
         <w:tblLook w:val="04A0" w:firstRow="1" w:lastRow="0" w:firstColumn="1" w:lastColumn="0" w:noHBand="0" w:noVBand="1"/>
-        <w:tblLayout w:type="fixed"/>
       </w:tblPr>
       <w:tblGrid>
         <w:gridCol w:w="5070"/>
@@ -544,6 +534,7 @@
                 <w:rFonts w:ascii="Calibri" w:hAnsi="Calibri" w:cs="Calibri"/>
                 <w:sz w:val="18"/>
                 <w:szCs w:val="18"/>
+                <w:rtl/>
                 <w:lang w:bidi="ar-EG"/>
               </w:rPr>
             </w:pPr>
@@ -572,18 +563,10 @@
                 <w:rFonts w:ascii="Calibri" w:hAnsi="Calibri" w:cs="Calibri" w:hint="cs"/>
                 <w:sz w:val="18"/>
                 <w:szCs w:val="18"/>
-                <w:lang w:bidi="ar-EG"/>
-              </w:rPr>
-              <w:t>FILL_NAME</w:t>
-            </w:r>
-            <w:r>
-              <w:rPr>
-                <w:rFonts w:ascii="Calibri" w:hAnsi="Calibri" w:cs="Calibri" w:hint="cs"/>
-                <w:sz w:val="18"/>
-                <w:szCs w:val="18"/>
-                <w:rtl/>
-                <w:lang w:bidi="ar-EG"/>
-              </w:rPr>
+                <w:rtl/>
+                <w:lang w:bidi="ar-EG"/>
+              </w:rPr>
+              <w:t xml:space="preserve">FILL_NAME</w:t>
             </w:r>
           </w:p>
         </w:tc>
@@ -734,14 +717,6 @@
             </w:r>
             <w:r>
               <w:rPr>
-                <w:rFonts w:ascii="Calibri" w:hAnsi="Calibri" w:cs="Calibri"/>
-                <w:sz w:val="18"/>
-                <w:szCs w:val="18"/>
-                <w:lang w:bidi="ar-EG"/>
-              </w:rPr>
-            </w:r>
-            <w:r>
-              <w:rPr>
                 <w:rFonts w:ascii="Calibri" w:hAnsi="Calibri" w:cs="Calibri" w:hint="cs"/>
                 <w:sz w:val="18"/>
                 <w:szCs w:val="18"/>
@@ -770,10 +745,9 @@
             </w:r>
             <w:r>
               <w:rPr>
-                <w:rFonts w:ascii="Calibri" w:hAnsi="Calibri" w:cs="Calibri" w:hint="cs"/>
-                <w:sz w:val="18"/>
-                <w:szCs w:val="18"/>
-                <w:rtl/>
+                <w:rFonts w:ascii="Calibri" w:hAnsi="Calibri" w:cs="Calibri"/>
+                <w:sz w:val="18"/>
+                <w:szCs w:val="18"/>
                 <w:lang w:bidi="ar-EG"/>
               </w:rPr>
               <w:t>/</w:t>
@@ -783,18 +757,18 @@
                 <w:rFonts w:ascii="Calibri" w:hAnsi="Calibri" w:cs="Calibri"/>
                 <w:sz w:val="18"/>
                 <w:szCs w:val="18"/>
-                <w:lang w:bidi="ar-EG"/>
-              </w:rPr>
-              <w:t>E</w:t>
-            </w:r>
-            <w:r>
-              <w:rPr>
-                <w:rFonts w:ascii="Calibri" w:hAnsi="Calibri" w:cs="Calibri"/>
-                <w:sz w:val="18"/>
-                <w:szCs w:val="18"/>
-                <w:lang w:bidi="ar-EG"/>
-              </w:rPr>
-              <w:t>mail</w:t>
+                <w:rtl/>
+                <w:lang w:bidi="ar-EG"/>
+              </w:rPr>
+              <w:t>البريد الالكتروني</w:t>
+            </w:r>
+            <w:r>
+              <w:rPr>
+                <w:rFonts w:ascii="Calibri" w:hAnsi="Calibri" w:cs="Calibri"/>
+                <w:sz w:val="18"/>
+                <w:szCs w:val="18"/>
+                <w:lang w:bidi="ar-EG"/>
+              </w:rPr>
             </w:r>
           </w:p>
         </w:tc>
@@ -825,16 +799,6 @@
             </w:r>
             <w:r>
               <w:rPr>
-                <w:rFonts w:ascii="Calibri" w:hAnsi="Calibri" w:cs="Calibri"/>
-                <w:b/>
-                <w:bCs/>
-                <w:sz w:val="18"/>
-                <w:szCs w:val="18"/>
-                <w:lang w:bidi="ar-EG"/>
-              </w:rPr>
-            </w:r>
-            <w:r>
-              <w:rPr>
                 <w:rFonts w:ascii="Calibri" w:hAnsi="Calibri" w:cs="Calibri" w:hint="cs"/>
                 <w:sz w:val="18"/>
                 <w:szCs w:val="18"/>
@@ -915,7 +879,29 @@
           <w:rtl/>
           <w:lang w:bidi="ar-EG"/>
         </w:rPr>
-        <w:t>مواصفات جهاز اللاب توب كالتالى:</w:t>
+        <w:t xml:space="preserve">مواصفات جهاز اللاب توب </w:t>
+      </w:r>
+      <w:proofErr w:type="spellStart"/>
+      <w:r>
+        <w:rPr>
+          <w:rFonts w:ascii="Calibri" w:hAnsi="Calibri" w:cs="Calibri" w:hint="cs"/>
+          <w:sz w:val="18"/>
+          <w:szCs w:val="18"/>
+          <w:rtl/>
+          <w:lang w:bidi="ar-EG"/>
+        </w:rPr>
+        <w:t>كالتالى</w:t>
+      </w:r>
+      <w:proofErr w:type="spellEnd"/>
+      <w:r>
+        <w:rPr>
+          <w:rFonts w:ascii="Calibri" w:hAnsi="Calibri" w:cs="Calibri" w:hint="cs"/>
+          <w:sz w:val="18"/>
+          <w:szCs w:val="18"/>
+          <w:rtl/>
+          <w:lang w:bidi="ar-EG"/>
+        </w:rPr>
+        <w:t>:</w:t>
       </w:r>
     </w:p>
     <w:tbl>
@@ -1447,17 +1433,6 @@
               </w:rPr>
               <w:t>FILL_CPU</w:t>
             </w:r>
-            <w:r>
-              <w:rPr>
-                <w:rFonts w:ascii="Calibri" w:eastAsia="Times New Roman" w:hAnsi="Calibri" w:cs="Calibri"/>
-                <w:color w:val="000000"/>
-                <w:kern w:val="0"/>
-                <w:sz w:val="20"/>
-                <w:szCs w:val="20"/>
-                <w:lang w:bidi="ar-EG"/>
-                <w14:ligatures w14:val="none"/>
-              </w:rPr>
-            </w:r>
           </w:p>
         </w:tc>
       </w:tr>
@@ -1544,14 +1519,6 @@
                 <w:rFonts w:ascii="Calibri" w:hAnsi="Calibri" w:cs="Calibri"/>
                 <w:sz w:val="18"/>
                 <w:szCs w:val="18"/>
-                <w:lang w:bidi="ar-EG"/>
-              </w:rPr>
-            </w:r>
-            <w:r>
-              <w:rPr>
-                <w:rFonts w:ascii="Calibri" w:hAnsi="Calibri" w:cs="Calibri"/>
-                <w:sz w:val="18"/>
-                <w:szCs w:val="18"/>
                 <w:rtl/>
                 <w:lang w:bidi="ar-EG"/>
               </w:rPr>
@@ -1707,15 +1674,6 @@
               <w:t>FILL_NAME</w:t>
             </w:r>
             <w:r>
-              <w:rPr>
-                <w:rFonts w:ascii="Calibri" w:hAnsi="Calibri" w:cs="Calibri" w:hint="cs"/>
-                <w:sz w:val="18"/>
-                <w:szCs w:val="18"/>
-                <w:rtl/>
-                <w:lang w:bidi="ar-EG"/>
-              </w:rPr>
-            </w:r>
-            <w:r>
               <w:t xml:space="preserve"> </w:t>
             </w:r>
             <w:r>
@@ -1822,7 +1780,27 @@
                 <w:szCs w:val="18"/>
                 <w:rtl/>
               </w:rPr>
-              <w:t>الموظف فى إدار</w:t>
+              <w:t xml:space="preserve">الموظف </w:t>
+            </w:r>
+            <w:proofErr w:type="spellStart"/>
+            <w:r>
+              <w:rPr>
+                <w:rFonts w:ascii="Calibri" w:hAnsi="Calibri" w:cs="Calibri"/>
+                <w:sz w:val="18"/>
+                <w:szCs w:val="18"/>
+                <w:rtl/>
+              </w:rPr>
+              <w:t>فى</w:t>
+            </w:r>
+            <w:proofErr w:type="spellEnd"/>
+            <w:r>
+              <w:rPr>
+                <w:rFonts w:ascii="Calibri" w:hAnsi="Calibri" w:cs="Calibri"/>
+                <w:sz w:val="18"/>
+                <w:szCs w:val="18"/>
+                <w:rtl/>
+              </w:rPr>
+              <w:t xml:space="preserve"> إدار</w:t>
             </w:r>
             <w:r>
               <w:rPr>
@@ -1922,8 +1900,20 @@
                 <w:rtl/>
                 <w:lang w:bidi="ar-EG"/>
               </w:rPr>
-              <w:t>ملحقات اللاب توب الجديد كالتالى</w:t>
-            </w:r>
+              <w:t>ملحقات اللاب توب الجديد </w:t>
+            </w:r>
+            <w:proofErr w:type="spellStart"/>
+            <w:r>
+              <w:rPr>
+                <w:rFonts w:ascii="Calibri" w:hAnsi="Calibri" w:cs="Calibri"/>
+                <w:sz w:val="18"/>
+                <w:szCs w:val="18"/>
+                <w:rtl/>
+                <w:lang w:bidi="ar-EG"/>
+              </w:rPr>
+              <w:t>كالتالى</w:t>
+            </w:r>
+            <w:proofErr w:type="spellEnd"/>
             <w:r>
               <w:rPr>
                 <w:rFonts w:ascii="Calibri" w:hAnsi="Calibri" w:cs="Calibri"/>
@@ -2080,41 +2070,6 @@
                 <w:lang w:bidi="ar-EG"/>
               </w:rPr>
               <w:t>ماوس</w:t>
-            </w:r>
-            <w:r>
-              <w:rPr>
-                <w:rFonts w:ascii="Calibri" w:hAnsi="Calibri" w:cs="Calibri"/>
-                <w:sz w:val="18"/>
-                <w:szCs w:val="18"/>
-                <w:rtl/>
-                <w:lang w:bidi="ar-EG"/>
-              </w:rPr>
-            </w:r>
-            <w:r>
-              <w:rPr>
-                <w:rFonts w:ascii="Calibri" w:hAnsi="Calibri" w:cs="Calibri" w:hint="cs"/>
-                <w:sz w:val="18"/>
-                <w:szCs w:val="18"/>
-                <w:rtl/>
-                <w:lang w:bidi="ar-EG"/>
-              </w:rPr>
-            </w:r>
-            <w:r>
-              <w:rPr>
-                <w:rFonts w:ascii="Calibri" w:hAnsi="Calibri" w:cs="Calibri" w:hint="cs"/>
-                <w:sz w:val="18"/>
-                <w:szCs w:val="18"/>
-                <w:rtl/>
-                <w:lang w:bidi="ar-EG"/>
-              </w:rPr>
-            </w:r>
-            <w:r>
-              <w:rPr>
-                <w:rFonts w:ascii="Calibri" w:hAnsi="Calibri" w:cs="Calibri"/>
-                <w:sz w:val="18"/>
-                <w:szCs w:val="18"/>
-                <w:lang w:bidi="ar-EG"/>
-              </w:rPr>
             </w:r>
             <w:r>
               <w:rPr>
@@ -2149,6 +2104,7 @@
         </w:rPr>
         <w:br/>
       </w:r>
+      <w:proofErr w:type="spellStart"/>
       <w:r>
         <w:rPr>
           <w:rFonts w:cs="Arial" w:hint="cs"/>
@@ -2158,6 +2114,7 @@
         </w:rPr>
         <w:t>بإستلامي</w:t>
       </w:r>
+      <w:proofErr w:type="spellEnd"/>
       <w:r>
         <w:rPr>
           <w:rFonts w:cs="Arial"/>
@@ -3481,6 +3438,7 @@
         </w:rPr>
         <w:t xml:space="preserve"> </w:t>
       </w:r>
+      <w:proofErr w:type="spellStart"/>
       <w:r>
         <w:rPr>
           <w:rFonts w:cs="Arial" w:hint="cs"/>
@@ -3490,6 +3448,7 @@
         </w:rPr>
         <w:t>إنتهاء</w:t>
       </w:r>
+      <w:proofErr w:type="spellEnd"/>
       <w:r>
         <w:rPr>
           <w:rFonts w:cs="Arial"/>
@@ -3625,6 +3584,7 @@
         </w:rPr>
         <w:t xml:space="preserve"> </w:t>
       </w:r>
+      <w:proofErr w:type="spellStart"/>
       <w:r>
         <w:rPr>
           <w:rFonts w:cs="Arial" w:hint="cs"/>
@@ -3634,6 +3594,7 @@
         </w:rPr>
         <w:t>بالشركه</w:t>
       </w:r>
+      <w:proofErr w:type="spellEnd"/>
       <w:r>
         <w:rPr>
           <w:rFonts w:cs="Arial"/>
@@ -4075,6 +4036,7 @@
         </w:rPr>
         <w:t xml:space="preserve"> </w:t>
       </w:r>
+      <w:proofErr w:type="spellStart"/>
       <w:r>
         <w:rPr>
           <w:rFonts w:cs="Arial" w:hint="cs"/>
@@ -4084,6 +4046,7 @@
         </w:rPr>
         <w:t>ذمتى</w:t>
       </w:r>
+      <w:proofErr w:type="spellEnd"/>
       <w:r>
         <w:rPr>
           <w:rFonts w:cs="Arial"/>
@@ -4237,6 +4200,7 @@
         </w:rPr>
         <w:t xml:space="preserve"> </w:t>
       </w:r>
+      <w:proofErr w:type="spellStart"/>
       <w:r>
         <w:rPr>
           <w:rFonts w:cs="Arial" w:hint="cs"/>
@@ -4246,6 +4210,7 @@
         </w:rPr>
         <w:t>أى</w:t>
       </w:r>
+      <w:proofErr w:type="spellEnd"/>
       <w:r>
         <w:rPr>
           <w:rFonts w:cs="Arial"/>
@@ -4308,25 +4273,109 @@
           <w:rtl/>
           <w:lang w:bidi="ar-EG"/>
         </w:rPr>
-        <w:t xml:space="preserve">و أقر بأننى لم اقم بنسخ اى بيانات </w:t>
-      </w:r>
-      <w:r>
-        <w:rPr>
-          <w:rFonts w:cs="Arial"/>
-          <w:sz w:val="18"/>
-          <w:szCs w:val="18"/>
-          <w:rtl/>
-        </w:rPr>
-        <w:t xml:space="preserve"> </w:t>
-      </w:r>
-      <w:r>
-        <w:rPr>
-          <w:rFonts w:cs="Arial" w:hint="cs"/>
-          <w:sz w:val="18"/>
-          <w:szCs w:val="18"/>
-          <w:rtl/>
-        </w:rPr>
-        <w:t>تخص الشركة للإحتفاظ بها و إذا اتضح غير ذلك أتحمل المسوليتين الجنائية و المدنية.</w:t>
+        <w:t xml:space="preserve">و أقر </w:t>
+      </w:r>
+      <w:proofErr w:type="spellStart"/>
+      <w:r>
+        <w:rPr>
+          <w:rFonts w:ascii="Calibri" w:hAnsi="Calibri" w:cs="Calibri" w:hint="cs"/>
+          <w:sz w:val="18"/>
+          <w:szCs w:val="18"/>
+          <w:rtl/>
+          <w:lang w:bidi="ar-EG"/>
+        </w:rPr>
+        <w:t>بأننى</w:t>
+      </w:r>
+      <w:proofErr w:type="spellEnd"/>
+      <w:r>
+        <w:rPr>
+          <w:rFonts w:ascii="Calibri" w:hAnsi="Calibri" w:cs="Calibri" w:hint="cs"/>
+          <w:sz w:val="18"/>
+          <w:szCs w:val="18"/>
+          <w:rtl/>
+          <w:lang w:bidi="ar-EG"/>
+        </w:rPr>
+        <w:t xml:space="preserve"> لم اقم بنسخ </w:t>
+      </w:r>
+      <w:proofErr w:type="spellStart"/>
+      <w:r>
+        <w:rPr>
+          <w:rFonts w:ascii="Calibri" w:hAnsi="Calibri" w:cs="Calibri" w:hint="cs"/>
+          <w:sz w:val="18"/>
+          <w:szCs w:val="18"/>
+          <w:rtl/>
+          <w:lang w:bidi="ar-EG"/>
+        </w:rPr>
+        <w:t>اى</w:t>
+      </w:r>
+      <w:proofErr w:type="spellEnd"/>
+      <w:r>
+        <w:rPr>
+          <w:rFonts w:ascii="Calibri" w:hAnsi="Calibri" w:cs="Calibri" w:hint="cs"/>
+          <w:sz w:val="18"/>
+          <w:szCs w:val="18"/>
+          <w:rtl/>
+          <w:lang w:bidi="ar-EG"/>
+        </w:rPr>
+        <w:t xml:space="preserve"> بيانات </w:t>
+      </w:r>
+      <w:r>
+        <w:rPr>
+          <w:rFonts w:cs="Arial"/>
+          <w:sz w:val="18"/>
+          <w:szCs w:val="18"/>
+          <w:rtl/>
+        </w:rPr>
+        <w:t xml:space="preserve"> </w:t>
+      </w:r>
+      <w:r>
+        <w:rPr>
+          <w:rFonts w:cs="Arial" w:hint="cs"/>
+          <w:sz w:val="18"/>
+          <w:szCs w:val="18"/>
+          <w:rtl/>
+        </w:rPr>
+        <w:t xml:space="preserve">تخص الشركة </w:t>
+      </w:r>
+      <w:proofErr w:type="spellStart"/>
+      <w:r>
+        <w:rPr>
+          <w:rFonts w:cs="Arial" w:hint="cs"/>
+          <w:sz w:val="18"/>
+          <w:szCs w:val="18"/>
+          <w:rtl/>
+        </w:rPr>
+        <w:t>للإحتفاظ</w:t>
+      </w:r>
+      <w:proofErr w:type="spellEnd"/>
+      <w:r>
+        <w:rPr>
+          <w:rFonts w:cs="Arial" w:hint="cs"/>
+          <w:sz w:val="18"/>
+          <w:szCs w:val="18"/>
+          <w:rtl/>
+        </w:rPr>
+        <w:t xml:space="preserve"> بها و إذا اتضح غير ذلك أتحمل </w:t>
+      </w:r>
+      <w:proofErr w:type="spellStart"/>
+      <w:r>
+        <w:rPr>
+          <w:rFonts w:cs="Arial" w:hint="cs"/>
+          <w:sz w:val="18"/>
+          <w:szCs w:val="18"/>
+          <w:rtl/>
+        </w:rPr>
+        <w:t>المسوليتين</w:t>
+      </w:r>
+      <w:proofErr w:type="spellEnd"/>
+      <w:r>
+        <w:rPr>
+          <w:rFonts w:cs="Arial" w:hint="cs"/>
+          <w:sz w:val="18"/>
+          <w:szCs w:val="18"/>
+          <w:rtl/>
+        </w:rPr>
+        <w:t xml:space="preserve"> الجنائية و المدنية.</w:t>
       </w:r>
     </w:p>
     <w:p>
@@ -4567,30 +4616,6 @@
             </w:r>
             <w:r>
               <w:rPr>
-                <w:rFonts w:ascii="Calibri" w:hAnsi="Calibri" w:cs="Calibri"/>
-                <w:sz w:val="18"/>
-                <w:szCs w:val="18"/>
-                <w:lang w:bidi="ar-EG"/>
-              </w:rPr>
-            </w:r>
-            <w:r>
-              <w:rPr>
-                <w:rFonts w:ascii="Calibri" w:hAnsi="Calibri" w:cs="Calibri"/>
-                <w:sz w:val="18"/>
-                <w:szCs w:val="18"/>
-                <w:lang w:bidi="ar-EG"/>
-              </w:rPr>
-            </w:r>
-            <w:r>
-              <w:rPr>
-                <w:rFonts w:ascii="Calibri" w:hAnsi="Calibri" w:cs="Calibri"/>
-                <w:sz w:val="18"/>
-                <w:szCs w:val="18"/>
-                <w:lang w:bidi="ar-EG"/>
-              </w:rPr>
-            </w:r>
-            <w:r>
-              <w:rPr>
                 <w:rFonts w:ascii="Calibri" w:hAnsi="Calibri" w:cs="Calibri" w:hint="cs"/>
                 <w:sz w:val="18"/>
                 <w:szCs w:val="18"/>
@@ -4641,30 +4666,6 @@
                 <w:lang w:bidi="ar-EG"/>
               </w:rPr>
               <w:t>FILL_DATE</w:t>
-            </w:r>
-            <w:r>
-              <w:rPr>
-                <w:rFonts w:ascii="Calibri" w:hAnsi="Calibri" w:cs="Calibri"/>
-                <w:sz w:val="18"/>
-                <w:szCs w:val="18"/>
-                <w:lang w:bidi="ar-EG"/>
-              </w:rPr>
-            </w:r>
-            <w:r>
-              <w:rPr>
-                <w:rFonts w:ascii="Calibri" w:hAnsi="Calibri" w:cs="Calibri"/>
-                <w:sz w:val="18"/>
-                <w:szCs w:val="18"/>
-                <w:lang w:bidi="ar-EG"/>
-              </w:rPr>
-            </w:r>
-            <w:r>
-              <w:rPr>
-                <w:rFonts w:ascii="Calibri" w:hAnsi="Calibri" w:cs="Calibri"/>
-                <w:sz w:val="18"/>
-                <w:szCs w:val="18"/>
-                <w:lang w:bidi="ar-EG"/>
-              </w:rPr>
             </w:r>
             <w:r>
               <w:rPr>
@@ -5564,7 +5565,6 @@
   <w:style w:type="character" w:default="1" w:styleId="DefaultParagraphFont">
     <w:name w:val="Default Paragraph Font"/>
     <w:uiPriority w:val="1"/>
-    <w:semiHidden/>
     <w:unhideWhenUsed/>
   </w:style>
   <w:style w:type="table" w:default="1" w:styleId="TableNormal">
